--- a/res/synthetic_fascicoli/fascicoli/fascicolo_sintetico_004/sentenza.docx
+++ b/res/synthetic_fascicoli/fascicoli/fascicolo_sintetico_004/sentenza.docx
@@ -338,7 +338,7 @@
               <w:rStyle w:val="PlaceholderText"/>
               <w:lang w:val="en-US"/>
             </w:rPr>
-            <w:t>749/2025</w:t>
+            <w:t>139/2024</w:t>
           </w:r>
         </w:sdtContent>
       </w:sdt>
@@ -400,7 +400,7 @@
               <w:rStyle w:val="PlaceholderText"/>
               <w:lang w:val="en-US"/>
             </w:rPr>
-            <w:t>Sara Joao Marini</w:t>
+            <w:t>Elena Rossi, Davide Ana Lombardi</w:t>
           </w:r>
         </w:sdtContent>
       </w:sdt>
@@ -444,7 +444,7 @@
               <w:rStyle w:val="PlaceholderText"/>
               <w:lang w:val="en-US"/>
             </w:rPr>
-            <w:t>Matteo Gallo</w:t>
+            <w:t>Paolo Neri</w:t>
           </w:r>
         </w:sdtContent>
       </w:sdt>
@@ -588,7 +588,7 @@
               <w:rStyle w:val="PlaceholderText"/>
               <w:lang w:val="en-US"/>
             </w:rPr>
-            <w:t>Davide Lombardi, Matteo Gallo</w:t>
+            <w:t/>
           </w:r>
         </w:p>
       </w:sdtContent>
@@ -624,7 +624,7 @@
               <w:rStyle w:val="PlaceholderText"/>
               <w:lang w:val="en-US"/>
             </w:rPr>
-            <w:t>con il patrocinio dell'Avv.</w:t>
+            <w:t/>
           </w:r>
         </w:p>
       </w:sdtContent>
@@ -805,7 +805,7 @@
             <w:rPr>
               <w:rStyle w:val="PlaceholderText"/>
             </w:rPr>
-            <w:t>04-04-2024</w:t>
+            <w:t>28-09-2024</w:t>
           </w:r>
         </w:sdtContent>
       </w:sdt>
@@ -866,7 +866,7 @@
               <w:rStyle w:val="PlaceholderText"/>
               <w:lang w:val="en-US"/>
             </w:rPr>
-            <w:t>1.1.1. In data 15-05-2025, Davide Lombardi è intervenuto volontariamente in giudizio, in qualità di discendente dal medesimo avo.[ 1.1.1. In data 22-02-2024, Matteo Gallo è intervenuto volontariamente in giudizio, in qualità di discendente dal medesimo avo.[</w:t>
+            <w:t/>
           </w:r>
         </w:p>
       </w:sdtContent>
@@ -950,7 +950,7 @@
             <w:rPr>
               <w:rStyle w:val="PlaceholderText"/>
             </w:rPr>
-            <w:t>SI</w:t>
+            <w:t>NO</w:t>
           </w:r>
         </w:sdtContent>
       </w:sdt>
@@ -1034,7 +1034,7 @@
             <w:rPr>
               <w:rStyle w:val="PlaceholderText"/>
             </w:rPr>
-            <w:t>Elena Carlo Rossi</w:t>
+            <w:t>Francesca Maria Leoni</w:t>
           </w:r>
         </w:sdtContent>
       </w:sdt>
@@ -1092,7 +1092,7 @@
               <w:rStyle w:val="PlaceholderText"/>
               <w:lang w:val="en-US"/>
             </w:rPr>
-            <w:t>Bergamo</w:t>
+            <w:t>Cremona</w:t>
           </w:r>
         </w:sdtContent>
       </w:sdt>
@@ -1149,7 +1149,7 @@
               <w:rStyle w:val="PlaceholderText"/>
               <w:lang w:val="en-US"/>
             </w:rPr>
-            <w:t>21-08-1849</w:t>
+            <w:t>01-07-1925</w:t>
           </w:r>
         </w:sdtContent>
       </w:sdt>
@@ -1368,7 +1368,7 @@
               <w:rStyle w:val="PlaceholderText"/>
               <w:lang w:val="en-US"/>
             </w:rPr>
-            <w:t>Linea di discendenza allegata: Elena Carlo Rossi -&gt; Davide Joao Lombardi -&gt; Sara Joao Marini</w:t>
+            <w:t>Linea di discendenza allegata: Francesca Maria Leoni -&gt; Elena Rossi -&gt; Matteo Gallo -&gt; Davide Lombardi -&gt; Davide Ana Lombardi -&gt; Elena Rossi</w:t>
           </w:r>
         </w:sdtContent>
       </w:sdt>
@@ -1419,7 +1419,7 @@
               <w:rStyle w:val="PlaceholderText"/>
               <w:lang w:val="en-US"/>
             </w:rPr>
-            <w:t>2.1. Il terzo intervenuto ha rivendicato di essere discendente dallo stesso avo.</w:t>
+            <w:t/>
           </w:r>
         </w:p>
       </w:sdtContent>
@@ -2941,7 +2941,7 @@
               <w:rFonts w:ascii="Garamond" w:hAnsi="Garamond"/>
               <w:bCs/>
             </w:rPr>
-            <w:t>4.1. La domanda del terzo intervenuto è inammissibile. L'art. 105 co. 1 c.p.c., infatti, consente l'intervento volontario «in un processo tra altre persone per far valere, in confronto di tutte le parti o di alcune di esse, un diritto relativo all'oggetto o dipendente dal titolo dedotto nel processo medesimo». Nel caso concreto, invece, il terzo ha chiesto di accertare un autonomo diritto allo status di cittadino, non connesso oggettivamente né dipendente da quello dei ricorrenti (cui è accomunato soltanto dall'avo).</w:t>
+            <w:t/>
           </w:r>
           <w:proofErr w:type="spellStart"/>
           <w:proofErr w:type="spellEnd"/>
@@ -3145,7 +3145,7 @@
               <w:rFonts w:ascii="Garamond" w:hAnsi="Garamond"/>
               <w:bCs/>
             </w:rPr>
-            <w:t>Questo vale anche nei confronti delle parti le cui domande sono state dichiarate inammissibili o improcedibili (viste la serialità della questione per l'Avvocatura dello Stato e la natura prettamente formale della sua costituzione).</w:t>
+            <w:t/>
           </w:r>
         </w:p>
       </w:sdtContent>
@@ -3247,7 +3247,9 @@
               <w:rStyle w:val="PlaceholderText"/>
               <w:lang w:val="en-US"/>
             </w:rPr>
-            <w:t>Sara Joao Marini, nato/a a Brasilia il 23-03-1939</w:t>
+            <w:t>Elena Rossi, nata a Belo Horizonte il 02-06-1941</w:t>
+            <w:br/>
+            <w:t>Davide Ana Lombardi, nato/a a Campinas il 12-01-1982</w:t>
           </w:r>
         </w:p>
       </w:sdtContent>
@@ -3294,7 +3296,7 @@
             <w:rPr>
               <w:rStyle w:val="PlaceholderText"/>
             </w:rPr>
-            <w:t>è cittadina italiana</w:t>
+            <w:t>sono cittadini italiani</w:t>
           </w:r>
         </w:sdtContent>
       </w:sdt>
@@ -3361,7 +3363,7 @@
               <w:rStyle w:val="PlaceholderText"/>
               <w:lang w:val="en-US"/>
             </w:rPr>
-            <w:t>dichiara inammissibile la domanda presentata da Davide Lombardi, Matteo Gallo;</w:t>
+            <w:t/>
           </w:r>
         </w:p>
       </w:sdtContent>

--- a/res/synthetic_fascicoli/fascicoli/fascicolo_sintetico_004/sentenza.docx
+++ b/res/synthetic_fascicoli/fascicoli/fascicolo_sintetico_004/sentenza.docx
@@ -338,7 +338,7 @@
               <w:rStyle w:val="PlaceholderText"/>
               <w:lang w:val="en-US"/>
             </w:rPr>
-            <w:t>139/2024</w:t>
+            <w:t>651/2024</w:t>
           </w:r>
         </w:sdtContent>
       </w:sdt>
@@ -400,7 +400,7 @@
               <w:rStyle w:val="PlaceholderText"/>
               <w:lang w:val="en-US"/>
             </w:rPr>
-            <w:t>Elena Rossi, Davide Ana Lombardi</w:t>
+            <w:t>Diego Rodrigues, Larissa Luz Silva-Barbosa</w:t>
           </w:r>
         </w:sdtContent>
       </w:sdt>
@@ -444,7 +444,7 @@
               <w:rStyle w:val="PlaceholderText"/>
               <w:lang w:val="en-US"/>
             </w:rPr>
-            <w:t>Paolo Neri</w:t>
+            <w:t>Fernanda Pereira</w:t>
           </w:r>
         </w:sdtContent>
       </w:sdt>
@@ -805,7 +805,7 @@
             <w:rPr>
               <w:rStyle w:val="PlaceholderText"/>
             </w:rPr>
-            <w:t>28-09-2024</w:t>
+            <w:t>05-03-2025</w:t>
           </w:r>
         </w:sdtContent>
       </w:sdt>
@@ -909,7 +909,7 @@
               <w:rStyle w:val="PlaceholderText"/>
               <w:lang w:val="en-US"/>
             </w:rPr>
-            <w:t>Nonostante la regolare notificazione del ricorso, il Ministero dell'Interno non si è costituito.</w:t>
+            <w:t>Il Ministero dell'Interno, tramite l'Avvocatura Distrettuale dello Stato di Brescia, si è costituito in giudizio il 06-10-2024.</w:t>
           </w:r>
         </w:sdtContent>
       </w:sdt>
@@ -950,7 +950,7 @@
             <w:rPr>
               <w:rStyle w:val="PlaceholderText"/>
             </w:rPr>
-            <w:t>NO</w:t>
+            <w:t>SI</w:t>
           </w:r>
         </w:sdtContent>
       </w:sdt>
@@ -1034,7 +1034,7 @@
             <w:rPr>
               <w:rStyle w:val="PlaceholderText"/>
             </w:rPr>
-            <w:t>Francesca Maria Leoni</w:t>
+            <w:t>Ana Luz Barbosa</w:t>
           </w:r>
         </w:sdtContent>
       </w:sdt>
@@ -1092,7 +1092,7 @@
               <w:rStyle w:val="PlaceholderText"/>
               <w:lang w:val="en-US"/>
             </w:rPr>
-            <w:t>Cremona</w:t>
+            <w:t>Brescia</w:t>
           </w:r>
         </w:sdtContent>
       </w:sdt>
@@ -1149,7 +1149,7 @@
               <w:rStyle w:val="PlaceholderText"/>
               <w:lang w:val="en-US"/>
             </w:rPr>
-            <w:t>01-07-1925</w:t>
+            <w:t>25-08-1928</w:t>
           </w:r>
         </w:sdtContent>
       </w:sdt>
@@ -1368,7 +1368,7 @@
               <w:rStyle w:val="PlaceholderText"/>
               <w:lang w:val="en-US"/>
             </w:rPr>
-            <w:t>Linea di discendenza allegata: Francesca Maria Leoni -&gt; Elena Rossi -&gt; Matteo Gallo -&gt; Davide Lombardi -&gt; Davide Ana Lombardi -&gt; Elena Rossi</w:t>
+            <w:t>Linea di discendenza allegata: Ana Luz Barbosa -&gt; Paulo Luis Pereira Barbosa -&gt; Fernanda Luz Barbosa -&gt; Larissa Luz Silva-Barbosa -&gt; Diego Rodrigues</w:t>
           </w:r>
         </w:sdtContent>
       </w:sdt>
@@ -2803,7 +2803,7 @@
               <w:rStyle w:val="PlaceholderText"/>
               <w:lang w:val="en-US"/>
             </w:rPr>
-            <w:t>Di contro, il Ministero dell'Interno non si è costituito.</w:t>
+            <w:t>Di contro, il Ministero dell'Interno si è limitato a evocare l'accertamento di eventuali fattispecie estintive del diritto, senza nemmeno allegarle (né aver provato una richiesta di informazioni all'Autorità Consolare).</w:t>
           </w:r>
         </w:p>
       </w:sdtContent>
@@ -3247,9 +3247,9 @@
               <w:rStyle w:val="PlaceholderText"/>
               <w:lang w:val="en-US"/>
             </w:rPr>
-            <w:t>Elena Rossi, nata a Belo Horizonte il 02-06-1941</w:t>
+            <w:t>Diego Rodrigues, nato/a a Salvador il 27-05-1951</w:t>
             <w:br/>
-            <w:t>Davide Ana Lombardi, nato/a a Campinas il 12-01-1982</w:t>
+            <w:t>Larissa Luz Silva-Barbosa, nato/a a Santos il 12-08-1933</w:t>
           </w:r>
         </w:p>
       </w:sdtContent>
